--- a/data/revised_2026-10_full/outputs/v2/Chemistry/SS3.1_Acids_and_Bases/Chemistry_Acids_and_Bases_FinalExplanation_TeacherKey.docx
+++ b/data/revised_2026-10_full/outputs/v2/Chemistry/SS3.1_Acids_and_Bases/Chemistry_Acids_and_Bases_FinalExplanation_TeacherKey.docx
@@ -2398,7 +2398,7 @@
         </w:rPr>
         <w:t xml:space="preserve">© 2026 SeaVuria and ARES. This work is licensed under a </w:t>
       </w:r>
-      <w:hyperlink w:history="1" r:id="rIdpw8xluzusexfhepvfjbr4">
+      <w:hyperlink w:history="1" r:id="rIdibgafe5xns95evmxwjkdz">
         <w:r>
           <w:rPr>
             <w:rFonts w:ascii="Arial" w:cs="Arial" w:eastAsia="Arial" w:hAnsi="Arial"/>
@@ -2418,7 +2418,7 @@
         </w:rPr>
         <w:t xml:space="preserve"> (</w:t>
       </w:r>
-      <w:hyperlink w:history="1" r:id="rIdfbn6qf075lpthgyg0io3q">
+      <w:hyperlink w:history="1" r:id="rIdlkkga-x_0t4o39baiikui">
         <w:r>
           <w:rPr>
             <w:rFonts w:ascii="Arial" w:cs="Arial" w:eastAsia="Arial" w:hAnsi="Arial"/>
@@ -2438,7 +2438,7 @@
         </w:rPr>
         <w:t xml:space="preserve">). To view a copy of this license, visit </w:t>
       </w:r>
-      <w:hyperlink w:history="1" r:id="rIdfa9pzgtxitvv4a9yaao9c">
+      <w:hyperlink w:history="1" r:id="rId_jjwkveb5shyjqwk2mme0">
         <w:r>
           <w:rPr>
             <w:rFonts w:ascii="Arial" w:cs="Arial" w:eastAsia="Arial" w:hAnsi="Arial"/>
